--- a/public/files/leave-request/leave-request.docx
+++ b/public/files/leave-request/leave-request.docx
@@ -4,7 +4,7 @@
   <w:body>
     <w:p>
       <w:pPr>
-        <w:spacing w:after="37" w:before="0" w:line="312" w:lineRule="auto"/>
+        <w:spacing w:after="40" w:before="0" w:line="312" w:lineRule="auto"/>
         <w:jc w:val="center"/>
       </w:pPr>
       <w:r>
@@ -19,7 +19,7 @@
     </w:p>
     <w:p>
       <w:pPr>
-        <w:spacing w:after="92" w:before="0" w:line="312" w:lineRule="auto"/>
+        <w:spacing w:after="100" w:before="0" w:line="312" w:lineRule="auto"/>
         <w:jc w:val="left"/>
         <w:pBdr>
           <w:bottom w:val="single" w:sz="14" w:space="2" w:color="24384F"/>
@@ -51,7 +51,7 @@
       </w:tblGrid>
       <w:tr>
         <w:trPr>
-          <w:trHeight w:val="469" w:hRule="atLeast"/>
+          <w:trHeight w:val="510" w:hRule="atLeast"/>
         </w:trPr>
         <w:tc>
           <w:tcPr>
@@ -221,7 +221,7 @@
       </w:tr>
       <w:tr>
         <w:trPr>
-          <w:trHeight w:val="469" w:hRule="atLeast"/>
+          <w:trHeight w:val="510" w:hRule="atLeast"/>
         </w:trPr>
         <w:tc>
           <w:tcPr>
@@ -392,7 +392,7 @@
     </w:tbl>
     <w:p>
       <w:pPr>
-        <w:spacing w:after="37" w:before="0" w:line="312" w:lineRule="auto"/>
+        <w:spacing w:after="40" w:before="0" w:line="312" w:lineRule="auto"/>
         <w:jc w:val="left"/>
       </w:pPr>
       <w:r>
@@ -405,7 +405,7 @@
     </w:p>
     <w:p>
       <w:pPr>
-        <w:spacing w:after="37" w:before="74" w:line="312" w:lineRule="auto"/>
+        <w:spacing w:after="40" w:before="80" w:line="312" w:lineRule="auto"/>
         <w:jc w:val="left"/>
         <w:pBdr>
           <w:bottom w:val="single" w:sz="6" w:space="2" w:color="C9D2DD"/>
@@ -446,7 +446,7 @@
       </w:tblGrid>
       <w:tr>
         <w:trPr>
-          <w:trHeight w:val="521" w:hRule="atLeast"/>
+          <w:trHeight w:val="567" w:hRule="atLeast"/>
         </w:trPr>
         <w:tc>
           <w:tcPr>
@@ -561,7 +561,7 @@
       </w:tr>
       <w:tr>
         <w:trPr>
-          <w:trHeight w:val="521" w:hRule="atLeast"/>
+          <w:trHeight w:val="567" w:hRule="atLeast"/>
         </w:trPr>
         <w:tc>
           <w:tcPr>
@@ -677,7 +677,7 @@
     </w:tbl>
     <w:p>
       <w:pPr>
-        <w:spacing w:after="37" w:before="0" w:line="312" w:lineRule="auto"/>
+        <w:spacing w:after="40" w:before="0" w:line="312" w:lineRule="auto"/>
         <w:jc w:val="left"/>
       </w:pPr>
       <w:r>
@@ -690,7 +690,7 @@
     </w:p>
     <w:p>
       <w:pPr>
-        <w:spacing w:after="37" w:before="74" w:line="312" w:lineRule="auto"/>
+        <w:spacing w:after="40" w:before="80" w:line="312" w:lineRule="auto"/>
         <w:jc w:val="left"/>
         <w:pBdr>
           <w:bottom w:val="single" w:sz="6" w:space="2" w:color="C9D2DD"/>
@@ -717,7 +717,7 @@
     </w:p>
     <w:p>
       <w:pPr>
-        <w:spacing w:after="37" w:before="0" w:line="312" w:lineRule="auto"/>
+        <w:spacing w:after="40" w:before="0" w:line="312" w:lineRule="auto"/>
         <w:jc w:val="left"/>
       </w:pPr>
       <w:r>
@@ -743,7 +743,7 @@
       </w:tblGrid>
       <w:tr>
         <w:trPr>
-          <w:trHeight w:val="1669" w:hRule="atLeast"/>
+          <w:trHeight w:val="1814" w:hRule="atLeast"/>
         </w:trPr>
         <w:tc>
           <w:tcPr>
@@ -766,7 +766,7 @@
               <w:rPr>
                 <w:rFonts w:ascii="Malgun Gothic" w:hAnsi="Malgun Gothic" w:eastAsia="Malgun Gothic" w:cs="Malgun Gothic"/>
                 <w:b w:val="0"/>
-                <w:sz w:val="20"/>
+                <w:sz w:val="19"/>
               </w:rPr>
             </w:r>
           </w:p>
@@ -775,7 +775,7 @@
     </w:tbl>
     <w:p>
       <w:pPr>
-        <w:spacing w:after="37" w:before="0" w:line="312" w:lineRule="auto"/>
+        <w:spacing w:after="40" w:before="0" w:line="312" w:lineRule="auto"/>
         <w:jc w:val="left"/>
       </w:pPr>
       <w:r>
@@ -788,7 +788,7 @@
     </w:p>
     <w:p>
       <w:pPr>
-        <w:spacing w:after="37" w:before="74" w:line="312" w:lineRule="auto"/>
+        <w:spacing w:after="40" w:before="80" w:line="312" w:lineRule="auto"/>
         <w:jc w:val="left"/>
         <w:pBdr>
           <w:bottom w:val="single" w:sz="6" w:space="2" w:color="C9D2DD"/>
@@ -829,7 +829,7 @@
       </w:tblGrid>
       <w:tr>
         <w:trPr>
-          <w:trHeight w:val="469" w:hRule="atLeast"/>
+          <w:trHeight w:val="510" w:hRule="atLeast"/>
         </w:trPr>
         <w:tc>
           <w:tcPr>
@@ -944,7 +944,7 @@
       </w:tr>
       <w:tr>
         <w:trPr>
-          <w:trHeight w:val="469" w:hRule="atLeast"/>
+          <w:trHeight w:val="510" w:hRule="atLeast"/>
         </w:trPr>
         <w:tc>
           <w:tcPr>
@@ -1060,7 +1060,7 @@
     </w:tbl>
     <w:p>
       <w:pPr>
-        <w:spacing w:after="37" w:before="0" w:line="312" w:lineRule="auto"/>
+        <w:spacing w:after="40" w:before="0" w:line="312" w:lineRule="auto"/>
         <w:jc w:val="left"/>
       </w:pPr>
       <w:r>
@@ -1073,7 +1073,7 @@
     </w:p>
     <w:p>
       <w:pPr>
-        <w:spacing w:after="147" w:before="0" w:line="312" w:lineRule="auto"/>
+        <w:spacing w:after="160" w:before="0" w:line="312" w:lineRule="auto"/>
         <w:jc w:val="left"/>
       </w:pPr>
       <w:r>
@@ -1086,7 +1086,7 @@
     </w:p>
     <w:p>
       <w:pPr>
-        <w:spacing w:after="37" w:before="0" w:line="312" w:lineRule="auto"/>
+        <w:spacing w:after="40" w:before="0" w:line="312" w:lineRule="auto"/>
         <w:jc w:val="center"/>
       </w:pPr>
       <w:r>
@@ -1100,7 +1100,7 @@
     </w:p>
     <w:p>
       <w:pPr>
-        <w:spacing w:after="74" w:before="74" w:line="312" w:lineRule="auto"/>
+        <w:spacing w:after="80" w:before="80" w:line="312" w:lineRule="auto"/>
         <w:jc w:val="center"/>
       </w:pPr>
       <w:r>
@@ -1114,7 +1114,7 @@
     </w:p>
     <w:p>
       <w:pPr>
-        <w:spacing w:after="74" w:before="0" w:line="312" w:lineRule="auto"/>
+        <w:spacing w:after="80" w:before="0" w:line="312" w:lineRule="auto"/>
         <w:jc w:val="right"/>
       </w:pPr>
       <w:r>
@@ -1128,7 +1128,7 @@
     </w:p>
     <w:p>
       <w:pPr>
-        <w:spacing w:after="110" w:before="0" w:line="312" w:lineRule="auto"/>
+        <w:spacing w:after="120" w:before="0" w:line="312" w:lineRule="auto"/>
         <w:jc w:val="left"/>
       </w:pPr>
       <w:r>
@@ -1141,7 +1141,7 @@
     </w:p>
     <w:p>
       <w:pPr>
-        <w:spacing w:after="74" w:before="0" w:line="312" w:lineRule="auto"/>
+        <w:spacing w:after="80" w:before="0" w:line="312" w:lineRule="auto"/>
         <w:jc w:val="center"/>
       </w:pPr>
       <w:r>
@@ -1168,7 +1168,7 @@
       </w:tblGrid>
       <w:tr>
         <w:trPr>
-          <w:trHeight w:val="625" w:hRule="atLeast"/>
+          <w:trHeight w:val="680" w:hRule="atLeast"/>
         </w:trPr>
         <w:tc>
           <w:tcPr>
@@ -1261,7 +1261,7 @@
     </w:tbl>
     <w:p>
       <w:pPr>
-        <w:spacing w:after="37" w:before="0" w:line="312" w:lineRule="auto"/>
+        <w:spacing w:after="40" w:before="0" w:line="312" w:lineRule="auto"/>
         <w:jc w:val="left"/>
       </w:pPr>
       <w:r>
@@ -1274,7 +1274,7 @@
     </w:p>
     <w:p>
       <w:pPr>
-        <w:spacing w:after="74" w:before="0" w:line="312" w:lineRule="auto"/>
+        <w:spacing w:after="80" w:before="0" w:line="312" w:lineRule="auto"/>
         <w:jc w:val="left"/>
       </w:pPr>
       <w:r>
@@ -1287,7 +1287,7 @@
     </w:p>
     <w:p>
       <w:pPr>
-        <w:spacing w:after="0" w:before="55" w:line="312" w:lineRule="auto"/>
+        <w:spacing w:after="0" w:before="60" w:line="312" w:lineRule="auto"/>
         <w:jc w:val="left"/>
       </w:pPr>
       <w:r>
